--- a/klagomål/A 36356-2025 FSC-klagomål.docx
+++ b/klagomål/A 36356-2025 FSC-klagomål.docx
@@ -809,7 +809,7 @@
     <w:r>
       <w:tab/>
       <w:tab/>
-      <w:t>2025-08-06</w:t>
+      <w:t>2025-08-09</w:t>
       <w:br/>
       <w:br/>
     </w:r>

--- a/klagomål/A 36356-2025 FSC-klagomål.docx
+++ b/klagomål/A 36356-2025 FSC-klagomål.docx
@@ -168,7 +168,7 @@
     </w:p>
     <w:p>
       <w:r>
-        <w:t>Detta dokument behandlar höga naturvärden i avverkningsanmälan A 36356-2025 i Ljusdals kommun. Denna avverkningsanmälan inkom 2025-07-30 och omfattar 23,1 ha.</w:t>
+        <w:t>Detta dokument behandlar höga naturvärden i avverkningsanmälan A 36356-2025 i Ljusdals kommun. Denna avverkningsanmälan inkom 2025-07-30 12:15:22 och omfattar 23,1 ha.</w:t>
       </w:r>
     </w:p>
     <w:p>

--- a/klagomål/A 36356-2025 FSC-klagomål.docx
+++ b/klagomål/A 36356-2025 FSC-klagomål.docx
@@ -809,7 +809,7 @@
     <w:r>
       <w:tab/>
       <w:tab/>
-      <w:t>2025-08-09</w:t>
+      <w:t>2025-08-10</w:t>
       <w:br/>
       <w:br/>
     </w:r>

--- a/klagomål/A 36356-2025 FSC-klagomål.docx
+++ b/klagomål/A 36356-2025 FSC-klagomål.docx
@@ -809,7 +809,7 @@
     <w:r>
       <w:tab/>
       <w:tab/>
-      <w:t>2025-08-10</w:t>
+      <w:t>2025-08-11</w:t>
       <w:br/>
       <w:br/>
     </w:r>

--- a/klagomål/A 36356-2025 FSC-klagomål.docx
+++ b/klagomål/A 36356-2025 FSC-klagomål.docx
@@ -809,7 +809,7 @@
     <w:r>
       <w:tab/>
       <w:tab/>
-      <w:t>2025-08-11</w:t>
+      <w:t>2025-08-12</w:t>
       <w:br/>
       <w:br/>
     </w:r>

--- a/klagomål/A 36356-2025 FSC-klagomål.docx
+++ b/klagomål/A 36356-2025 FSC-klagomål.docx
@@ -809,7 +809,7 @@
     <w:r>
       <w:tab/>
       <w:tab/>
-      <w:t>2025-08-12</w:t>
+      <w:t>2025-08-13</w:t>
       <w:br/>
       <w:br/>
     </w:r>

--- a/klagomål/A 36356-2025 FSC-klagomål.docx
+++ b/klagomål/A 36356-2025 FSC-klagomål.docx
@@ -809,7 +809,7 @@
     <w:r>
       <w:tab/>
       <w:tab/>
-      <w:t>2025-08-13</w:t>
+      <w:t>2025-08-14</w:t>
       <w:br/>
       <w:br/>
     </w:r>

--- a/klagomål/A 36356-2025 FSC-klagomål.docx
+++ b/klagomål/A 36356-2025 FSC-klagomål.docx
@@ -809,7 +809,7 @@
     <w:r>
       <w:tab/>
       <w:tab/>
-      <w:t>2025-08-14</w:t>
+      <w:t>2025-08-15</w:t>
       <w:br/>
       <w:br/>
     </w:r>

--- a/klagomål/A 36356-2025 FSC-klagomål.docx
+++ b/klagomål/A 36356-2025 FSC-klagomål.docx
@@ -809,7 +809,7 @@
     <w:r>
       <w:tab/>
       <w:tab/>
-      <w:t>2025-08-15</w:t>
+      <w:t>2025-08-16</w:t>
       <w:br/>
       <w:br/>
     </w:r>

--- a/klagomål/A 36356-2025 FSC-klagomål.docx
+++ b/klagomål/A 36356-2025 FSC-klagomål.docx
@@ -809,7 +809,7 @@
     <w:r>
       <w:tab/>
       <w:tab/>
-      <w:t>2025-08-16</w:t>
+      <w:t>2025-08-17</w:t>
       <w:br/>
       <w:br/>
     </w:r>

--- a/klagomål/A 36356-2025 FSC-klagomål.docx
+++ b/klagomål/A 36356-2025 FSC-klagomål.docx
@@ -809,7 +809,7 @@
     <w:r>
       <w:tab/>
       <w:tab/>
-      <w:t>2025-08-17</w:t>
+      <w:t>2025-08-18</w:t>
       <w:br/>
       <w:br/>
     </w:r>

--- a/klagomål/A 36356-2025 FSC-klagomål.docx
+++ b/klagomål/A 36356-2025 FSC-klagomål.docx
@@ -809,7 +809,7 @@
     <w:r>
       <w:tab/>
       <w:tab/>
-      <w:t>2025-08-18</w:t>
+      <w:t>2025-08-19</w:t>
       <w:br/>
       <w:br/>
     </w:r>

--- a/klagomål/A 36356-2025 FSC-klagomål.docx
+++ b/klagomål/A 36356-2025 FSC-klagomål.docx
@@ -809,7 +809,7 @@
     <w:r>
       <w:tab/>
       <w:tab/>
-      <w:t>2025-08-19</w:t>
+      <w:t>2025-08-20</w:t>
       <w:br/>
       <w:br/>
     </w:r>

--- a/klagomål/A 36356-2025 FSC-klagomål.docx
+++ b/klagomål/A 36356-2025 FSC-klagomål.docx
@@ -809,7 +809,7 @@
     <w:r>
       <w:tab/>
       <w:tab/>
-      <w:t>2025-08-20</w:t>
+      <w:t>2025-08-21</w:t>
       <w:br/>
       <w:br/>
     </w:r>

--- a/klagomål/A 36356-2025 FSC-klagomål.docx
+++ b/klagomål/A 36356-2025 FSC-klagomål.docx
@@ -809,7 +809,7 @@
     <w:r>
       <w:tab/>
       <w:tab/>
-      <w:t>2025-08-21</w:t>
+      <w:t>2025-08-22</w:t>
       <w:br/>
       <w:br/>
     </w:r>

--- a/klagomål/A 36356-2025 FSC-klagomål.docx
+++ b/klagomål/A 36356-2025 FSC-klagomål.docx
@@ -809,7 +809,7 @@
     <w:r>
       <w:tab/>
       <w:tab/>
-      <w:t>2025-08-22</w:t>
+      <w:t>2025-08-23</w:t>
       <w:br/>
       <w:br/>
     </w:r>

--- a/klagomål/A 36356-2025 FSC-klagomål.docx
+++ b/klagomål/A 36356-2025 FSC-klagomål.docx
@@ -809,7 +809,7 @@
     <w:r>
       <w:tab/>
       <w:tab/>
-      <w:t>2025-08-23</w:t>
+      <w:t>2025-08-24</w:t>
       <w:br/>
       <w:br/>
     </w:r>

--- a/klagomål/A 36356-2025 FSC-klagomål.docx
+++ b/klagomål/A 36356-2025 FSC-klagomål.docx
@@ -809,7 +809,7 @@
     <w:r>
       <w:tab/>
       <w:tab/>
-      <w:t>2025-08-24</w:t>
+      <w:t>2025-08-25</w:t>
       <w:br/>
       <w:br/>
     </w:r>

--- a/klagomål/A 36356-2025 FSC-klagomål.docx
+++ b/klagomål/A 36356-2025 FSC-klagomål.docx
@@ -809,7 +809,7 @@
     <w:r>
       <w:tab/>
       <w:tab/>
-      <w:t>2025-08-25</w:t>
+      <w:t>2025-08-26</w:t>
       <w:br/>
       <w:br/>
     </w:r>

--- a/klagomål/A 36356-2025 FSC-klagomål.docx
+++ b/klagomål/A 36356-2025 FSC-klagomål.docx
@@ -809,7 +809,7 @@
     <w:r>
       <w:tab/>
       <w:tab/>
-      <w:t>2025-08-26</w:t>
+      <w:t>2025-08-30</w:t>
       <w:br/>
       <w:br/>
     </w:r>

--- a/klagomål/A 36356-2025 FSC-klagomål.docx
+++ b/klagomål/A 36356-2025 FSC-klagomål.docx
@@ -809,7 +809,7 @@
     <w:r>
       <w:tab/>
       <w:tab/>
-      <w:t>2025-08-30</w:t>
+      <w:t>2025-08-31</w:t>
       <w:br/>
       <w:br/>
     </w:r>

--- a/klagomål/A 36356-2025 FSC-klagomål.docx
+++ b/klagomål/A 36356-2025 FSC-klagomål.docx
@@ -809,7 +809,7 @@
     <w:r>
       <w:tab/>
       <w:tab/>
-      <w:t>2025-08-31</w:t>
+      <w:t>2025-09-01</w:t>
       <w:br/>
       <w:br/>
     </w:r>

--- a/klagomål/A 36356-2025 FSC-klagomål.docx
+++ b/klagomål/A 36356-2025 FSC-klagomål.docx
@@ -809,7 +809,7 @@
     <w:r>
       <w:tab/>
       <w:tab/>
-      <w:t>2025-09-01</w:t>
+      <w:t>2025-09-04</w:t>
       <w:br/>
       <w:br/>
     </w:r>

--- a/klagomål/A 36356-2025 FSC-klagomål.docx
+++ b/klagomål/A 36356-2025 FSC-klagomål.docx
@@ -809,7 +809,7 @@
     <w:r>
       <w:tab/>
       <w:tab/>
-      <w:t>2025-09-04</w:t>
+      <w:t>2025-09-05</w:t>
       <w:br/>
       <w:br/>
     </w:r>

--- a/klagomål/A 36356-2025 FSC-klagomål.docx
+++ b/klagomål/A 36356-2025 FSC-klagomål.docx
@@ -809,7 +809,7 @@
     <w:r>
       <w:tab/>
       <w:tab/>
-      <w:t>2025-09-05</w:t>
+      <w:t>2025-09-07</w:t>
       <w:br/>
       <w:br/>
     </w:r>

--- a/klagomål/A 36356-2025 FSC-klagomål.docx
+++ b/klagomål/A 36356-2025 FSC-klagomål.docx
@@ -809,7 +809,7 @@
     <w:r>
       <w:tab/>
       <w:tab/>
-      <w:t>2025-09-07</w:t>
+      <w:t>2025-09-08</w:t>
       <w:br/>
       <w:br/>
     </w:r>

--- a/klagomål/A 36356-2025 FSC-klagomål.docx
+++ b/klagomål/A 36356-2025 FSC-klagomål.docx
@@ -809,7 +809,7 @@
     <w:r>
       <w:tab/>
       <w:tab/>
-      <w:t>2025-09-08</w:t>
+      <w:t>2025-09-10</w:t>
       <w:br/>
       <w:br/>
     </w:r>

--- a/klagomål/A 36356-2025 FSC-klagomål.docx
+++ b/klagomål/A 36356-2025 FSC-klagomål.docx
@@ -809,7 +809,7 @@
     <w:r>
       <w:tab/>
       <w:tab/>
-      <w:t>2025-09-10</w:t>
+      <w:t>2025-09-11</w:t>
       <w:br/>
       <w:br/>
     </w:r>

--- a/klagomål/A 36356-2025 FSC-klagomål.docx
+++ b/klagomål/A 36356-2025 FSC-klagomål.docx
@@ -809,7 +809,7 @@
     <w:r>
       <w:tab/>
       <w:tab/>
-      <w:t>2025-09-11</w:t>
+      <w:t>2025-09-12</w:t>
       <w:br/>
       <w:br/>
     </w:r>

--- a/klagomål/A 36356-2025 FSC-klagomål.docx
+++ b/klagomål/A 36356-2025 FSC-klagomål.docx
@@ -809,7 +809,7 @@
     <w:r>
       <w:tab/>
       <w:tab/>
-      <w:t>2025-09-12</w:t>
+      <w:t>2025-09-13</w:t>
       <w:br/>
       <w:br/>
     </w:r>

--- a/klagomål/A 36356-2025 FSC-klagomål.docx
+++ b/klagomål/A 36356-2025 FSC-klagomål.docx
@@ -809,7 +809,7 @@
     <w:r>
       <w:tab/>
       <w:tab/>
-      <w:t>2025-09-13</w:t>
+      <w:t>2025-09-14</w:t>
       <w:br/>
       <w:br/>
     </w:r>

--- a/klagomål/A 36356-2025 FSC-klagomål.docx
+++ b/klagomål/A 36356-2025 FSC-klagomål.docx
@@ -809,7 +809,7 @@
     <w:r>
       <w:tab/>
       <w:tab/>
-      <w:t>2025-09-14</w:t>
+      <w:t>2025-09-15</w:t>
       <w:br/>
       <w:br/>
     </w:r>

--- a/klagomål/A 36356-2025 FSC-klagomål.docx
+++ b/klagomål/A 36356-2025 FSC-klagomål.docx
@@ -809,7 +809,7 @@
     <w:r>
       <w:tab/>
       <w:tab/>
-      <w:t>2025-09-15</w:t>
+      <w:t>2025-09-16</w:t>
       <w:br/>
       <w:br/>
     </w:r>

--- a/klagomål/A 36356-2025 FSC-klagomål.docx
+++ b/klagomål/A 36356-2025 FSC-klagomål.docx
@@ -809,7 +809,7 @@
     <w:r>
       <w:tab/>
       <w:tab/>
-      <w:t>2025-09-16</w:t>
+      <w:t>2025-09-17</w:t>
       <w:br/>
       <w:br/>
     </w:r>

--- a/klagomål/A 36356-2025 FSC-klagomål.docx
+++ b/klagomål/A 36356-2025 FSC-klagomål.docx
@@ -809,7 +809,7 @@
     <w:r>
       <w:tab/>
       <w:tab/>
-      <w:t>2025-09-17</w:t>
+      <w:t>2025-09-18</w:t>
       <w:br/>
       <w:br/>
     </w:r>

--- a/klagomål/A 36356-2025 FSC-klagomål.docx
+++ b/klagomål/A 36356-2025 FSC-klagomål.docx
@@ -809,7 +809,7 @@
     <w:r>
       <w:tab/>
       <w:tab/>
-      <w:t>2025-09-18</w:t>
+      <w:t>2025-09-22</w:t>
       <w:br/>
       <w:br/>
     </w:r>

--- a/klagomål/A 36356-2025 FSC-klagomål.docx
+++ b/klagomål/A 36356-2025 FSC-klagomål.docx
@@ -809,7 +809,7 @@
     <w:r>
       <w:tab/>
       <w:tab/>
-      <w:t>2025-09-22</w:t>
+      <w:t>2025-09-23</w:t>
       <w:br/>
       <w:br/>
     </w:r>

--- a/klagomål/A 36356-2025 FSC-klagomål.docx
+++ b/klagomål/A 36356-2025 FSC-klagomål.docx
@@ -809,7 +809,7 @@
     <w:r>
       <w:tab/>
       <w:tab/>
-      <w:t>2025-09-23</w:t>
+      <w:t>2025-09-24</w:t>
       <w:br/>
       <w:br/>
     </w:r>

--- a/klagomål/A 36356-2025 FSC-klagomål.docx
+++ b/klagomål/A 36356-2025 FSC-klagomål.docx
@@ -809,7 +809,7 @@
     <w:r>
       <w:tab/>
       <w:tab/>
-      <w:t>2025-09-24</w:t>
+      <w:t>2025-09-25</w:t>
       <w:br/>
       <w:br/>
     </w:r>

--- a/klagomål/A 36356-2025 FSC-klagomål.docx
+++ b/klagomål/A 36356-2025 FSC-klagomål.docx
@@ -809,7 +809,7 @@
     <w:r>
       <w:tab/>
       <w:tab/>
-      <w:t>2025-09-25</w:t>
+      <w:t>2025-09-26</w:t>
       <w:br/>
       <w:br/>
     </w:r>

--- a/klagomål/A 36356-2025 FSC-klagomål.docx
+++ b/klagomål/A 36356-2025 FSC-klagomål.docx
@@ -809,7 +809,7 @@
     <w:r>
       <w:tab/>
       <w:tab/>
-      <w:t>2025-09-26</w:t>
+      <w:t>2025-09-27</w:t>
       <w:br/>
       <w:br/>
     </w:r>

--- a/klagomål/A 36356-2025 FSC-klagomål.docx
+++ b/klagomål/A 36356-2025 FSC-klagomål.docx
@@ -809,7 +809,7 @@
     <w:r>
       <w:tab/>
       <w:tab/>
-      <w:t>2025-09-27</w:t>
+      <w:t>2025-09-28</w:t>
       <w:br/>
       <w:br/>
     </w:r>

--- a/klagomål/A 36356-2025 FSC-klagomål.docx
+++ b/klagomål/A 36356-2025 FSC-klagomål.docx
@@ -809,7 +809,7 @@
     <w:r>
       <w:tab/>
       <w:tab/>
-      <w:t>2025-09-28</w:t>
+      <w:t>2025-09-29</w:t>
       <w:br/>
       <w:br/>
     </w:r>

--- a/klagomål/A 36356-2025 FSC-klagomål.docx
+++ b/klagomål/A 36356-2025 FSC-klagomål.docx
@@ -809,7 +809,7 @@
     <w:r>
       <w:tab/>
       <w:tab/>
-      <w:t>2025-09-29</w:t>
+      <w:t>2025-09-30</w:t>
       <w:br/>
       <w:br/>
     </w:r>

--- a/klagomål/A 36356-2025 FSC-klagomål.docx
+++ b/klagomål/A 36356-2025 FSC-klagomål.docx
@@ -809,7 +809,7 @@
     <w:r>
       <w:tab/>
       <w:tab/>
-      <w:t>2025-09-30</w:t>
+      <w:t>2025-10-01</w:t>
       <w:br/>
       <w:br/>
     </w:r>

--- a/klagomål/A 36356-2025 FSC-klagomål.docx
+++ b/klagomål/A 36356-2025 FSC-klagomål.docx
@@ -809,7 +809,7 @@
     <w:r>
       <w:tab/>
       <w:tab/>
-      <w:t>2025-10-01</w:t>
+      <w:t>2025-10-02</w:t>
       <w:br/>
       <w:br/>
     </w:r>

--- a/klagomål/A 36356-2025 FSC-klagomål.docx
+++ b/klagomål/A 36356-2025 FSC-klagomål.docx
@@ -809,7 +809,7 @@
     <w:r>
       <w:tab/>
       <w:tab/>
-      <w:t>2025-10-02</w:t>
+      <w:t>2025-10-03</w:t>
       <w:br/>
       <w:br/>
     </w:r>

--- a/klagomål/A 36356-2025 FSC-klagomål.docx
+++ b/klagomål/A 36356-2025 FSC-klagomål.docx
@@ -809,7 +809,7 @@
     <w:r>
       <w:tab/>
       <w:tab/>
-      <w:t>2025-10-03</w:t>
+      <w:t>2025-10-04</w:t>
       <w:br/>
       <w:br/>
     </w:r>

--- a/klagomål/A 36356-2025 FSC-klagomål.docx
+++ b/klagomål/A 36356-2025 FSC-klagomål.docx
@@ -809,7 +809,7 @@
     <w:r>
       <w:tab/>
       <w:tab/>
-      <w:t>2025-10-04</w:t>
+      <w:t>2025-10-05</w:t>
       <w:br/>
       <w:br/>
     </w:r>

--- a/klagomål/A 36356-2025 FSC-klagomål.docx
+++ b/klagomål/A 36356-2025 FSC-klagomål.docx
@@ -809,7 +809,7 @@
     <w:r>
       <w:tab/>
       <w:tab/>
-      <w:t>2025-10-05</w:t>
+      <w:t>2025-10-06</w:t>
       <w:br/>
       <w:br/>
     </w:r>

--- a/klagomål/A 36356-2025 FSC-klagomål.docx
+++ b/klagomål/A 36356-2025 FSC-klagomål.docx
@@ -809,7 +809,7 @@
     <w:r>
       <w:tab/>
       <w:tab/>
-      <w:t>2025-10-06</w:t>
+      <w:t>2025-10-07</w:t>
       <w:br/>
       <w:br/>
     </w:r>

--- a/klagomål/A 36356-2025 FSC-klagomål.docx
+++ b/klagomål/A 36356-2025 FSC-klagomål.docx
@@ -809,7 +809,7 @@
     <w:r>
       <w:tab/>
       <w:tab/>
-      <w:t>2025-10-07</w:t>
+      <w:t>2025-10-08</w:t>
       <w:br/>
       <w:br/>
     </w:r>

--- a/klagomål/A 36356-2025 FSC-klagomål.docx
+++ b/klagomål/A 36356-2025 FSC-klagomål.docx
@@ -809,7 +809,7 @@
     <w:r>
       <w:tab/>
       <w:tab/>
-      <w:t>2025-10-08</w:t>
+      <w:t>2025-10-09</w:t>
       <w:br/>
       <w:br/>
     </w:r>

--- a/klagomål/A 36356-2025 FSC-klagomål.docx
+++ b/klagomål/A 36356-2025 FSC-klagomål.docx
@@ -809,7 +809,7 @@
     <w:r>
       <w:tab/>
       <w:tab/>
-      <w:t>2025-10-09</w:t>
+      <w:t>2025-10-10</w:t>
       <w:br/>
       <w:br/>
     </w:r>

--- a/klagomål/A 36356-2025 FSC-klagomål.docx
+++ b/klagomål/A 36356-2025 FSC-klagomål.docx
@@ -809,7 +809,7 @@
     <w:r>
       <w:tab/>
       <w:tab/>
-      <w:t>2025-10-10</w:t>
+      <w:t>2025-10-11</w:t>
       <w:br/>
       <w:br/>
     </w:r>

--- a/klagomål/A 36356-2025 FSC-klagomål.docx
+++ b/klagomål/A 36356-2025 FSC-klagomål.docx
@@ -809,7 +809,7 @@
     <w:r>
       <w:tab/>
       <w:tab/>
-      <w:t>2025-10-16</w:t>
+      <w:t>2025-10-17</w:t>
       <w:br/>
       <w:br/>
     </w:r>

--- a/klagomål/A 36356-2025 FSC-klagomål.docx
+++ b/klagomål/A 36356-2025 FSC-klagomål.docx
@@ -809,7 +809,7 @@
     <w:r>
       <w:tab/>
       <w:tab/>
-      <w:t>2025-10-17</w:t>
+      <w:t>2025-10-18</w:t>
       <w:br/>
       <w:br/>
     </w:r>

--- a/klagomål/A 36356-2025 FSC-klagomål.docx
+++ b/klagomål/A 36356-2025 FSC-klagomål.docx
@@ -809,7 +809,7 @@
     <w:r>
       <w:tab/>
       <w:tab/>
-      <w:t>2025-10-18</w:t>
+      <w:t>2025-10-19</w:t>
       <w:br/>
       <w:br/>
     </w:r>

--- a/klagomål/A 36356-2025 FSC-klagomål.docx
+++ b/klagomål/A 36356-2025 FSC-klagomål.docx
@@ -809,7 +809,7 @@
     <w:r>
       <w:tab/>
       <w:tab/>
-      <w:t>2025-10-19</w:t>
+      <w:t>2025-10-20</w:t>
       <w:br/>
       <w:br/>
     </w:r>

--- a/klagomål/A 36356-2025 FSC-klagomål.docx
+++ b/klagomål/A 36356-2025 FSC-klagomål.docx
@@ -809,7 +809,7 @@
     <w:r>
       <w:tab/>
       <w:tab/>
-      <w:t>2025-10-20</w:t>
+      <w:t>2025-10-21</w:t>
       <w:br/>
       <w:br/>
     </w:r>

--- a/klagomål/A 36356-2025 FSC-klagomål.docx
+++ b/klagomål/A 36356-2025 FSC-klagomål.docx
@@ -809,7 +809,7 @@
     <w:r>
       <w:tab/>
       <w:tab/>
-      <w:t>2025-10-21</w:t>
+      <w:t>2025-10-22</w:t>
       <w:br/>
       <w:br/>
     </w:r>

--- a/klagomål/A 36356-2025 FSC-klagomål.docx
+++ b/klagomål/A 36356-2025 FSC-klagomål.docx
@@ -809,7 +809,7 @@
     <w:r>
       <w:tab/>
       <w:tab/>
-      <w:t>2025-10-22</w:t>
+      <w:t>2025-10-23</w:t>
       <w:br/>
       <w:br/>
     </w:r>

--- a/klagomål/A 36356-2025 FSC-klagomål.docx
+++ b/klagomål/A 36356-2025 FSC-klagomål.docx
@@ -809,7 +809,7 @@
     <w:r>
       <w:tab/>
       <w:tab/>
-      <w:t>2025-10-23</w:t>
+      <w:t>2025-10-24</w:t>
       <w:br/>
       <w:br/>
     </w:r>

--- a/klagomål/A 36356-2025 FSC-klagomål.docx
+++ b/klagomål/A 36356-2025 FSC-klagomål.docx
@@ -809,7 +809,7 @@
     <w:r>
       <w:tab/>
       <w:tab/>
-      <w:t>2025-10-24</w:t>
+      <w:t>2025-10-25</w:t>
       <w:br/>
       <w:br/>
     </w:r>

--- a/klagomål/A 36356-2025 FSC-klagomål.docx
+++ b/klagomål/A 36356-2025 FSC-klagomål.docx
@@ -809,7 +809,7 @@
     <w:r>
       <w:tab/>
       <w:tab/>
-      <w:t>2025-10-25</w:t>
+      <w:t>2025-10-26</w:t>
       <w:br/>
       <w:br/>
     </w:r>

--- a/klagomål/A 36356-2025 FSC-klagomål.docx
+++ b/klagomål/A 36356-2025 FSC-klagomål.docx
@@ -809,7 +809,7 @@
     <w:r>
       <w:tab/>
       <w:tab/>
-      <w:t>2025-10-26</w:t>
+      <w:t>2025-10-27</w:t>
       <w:br/>
       <w:br/>
     </w:r>

--- a/klagomål/A 36356-2025 FSC-klagomål.docx
+++ b/klagomål/A 36356-2025 FSC-klagomål.docx
@@ -191,7 +191,7 @@
     </w:p>
     <w:p>
       <w:r>
-        <w:t>I avverkningsanmälan har följande 4 naturvårdsarter hittats: tallbit (VU, §4), kolflarnlav (NT), mörk kolflarnlav (NT) och pilgrimsfalk (NT, §4). Av dessa är 4 rödlistade. För rödlistade arter har rödlistekategorin angivits inom parentes. För fridlysta arter anges även paragrafen i Artskyddsförordningen som arten är fridlyst enligt.</w:t>
+        <w:t>I avverkningsanmälan har följande 6 naturvårdsarter hittats: tallbit (VU, §4), kolflarnlav (NT), mörk kolflarnlav (NT), pilgrimsfalk (NT, §4), vedflamlav (NT) och vedskivlav (NT). Av dessa är 6 rödlistade. För rödlistade arter har rödlistekategorin angivits inom parentes. För fridlysta arter anges även paragrafen i Artskyddsförordningen som arten är fridlyst enligt.</w:t>
       </w:r>
     </w:p>
     <w:p>
@@ -266,6 +266,28 @@
       </w:r>
       <w:r>
         <w:t xml:space="preserve"> är brandberoende och växer nästan uteslutande på kolad hård kärnved av tall. Arten förekommer främst i glesa, öppna tall- och blandbarrskogar av naturskogskaraktär och etableringen verkar ske sent efter brand, kanske först efter 100–300 år. Mörk kolflarnlav indikerar skog med höga naturvärden och vanligast är att den påträffas på rester av nedbrunna torrakor och högstubbar och lågstubbar som är så grova att hela innandömet är urbränt. Tall- och blandbarrskogar av naturskogskaraktär med spår av återkommande bränder hyser höga biologiska värden och bör skyddas (SLU Artdatabanken, 2024).</w:t>
+      </w:r>
+    </w:p>
+    <w:p>
+      <w:r>
+        <w:rPr>
+          <w:b/>
+        </w:rPr>
+        <w:t>Vedflamlav (NT)</w:t>
+      </w:r>
+      <w:r>
+        <w:t xml:space="preserve"> växer på gammal hård och torr, exponerad kärnved av tall, främst på högstubbar i ljusöppna lägen, t.ex. vid och på myrar, sjökanter, i glesa hällmarkskogar och i brandpräglade tallnaturskogar. Substratet nyskapas i begränsad omfattning och arten är en utmärkt indikator på höga naturvärden i denna skogstyp. Tall- och barrblandskogar med naturskogskaraktär och spår av bränder har ofta höga biologiska värden och bör skyddas (SLU Artdatabanken, 2024).</w:t>
+      </w:r>
+    </w:p>
+    <w:p>
+      <w:r>
+        <w:rPr>
+          <w:b/>
+        </w:rPr>
+        <w:t>Vedskivlav (NT)</w:t>
+      </w:r>
+      <w:r>
+        <w:t xml:space="preserve"> växer på gammal, torr, exponerad, hård kärnved av framförallt tall i naturskogsartade bestånd. Avverkning av tallskog av naturskogskaraktär med spår av återkommande bränder är ett hot. Mängden lämplig ved att växa på för vedskivlav minskar, dels på grund av naturlig nedbrytning men framförallt på grund av att de förstörs i samband med slutavverkningar, gallringar och markberedning. Tall- och blandbarrskogar av naturskogskaraktär med spår av återkommande bränder bör skyddas (SLU Artdatabanken, 2024).</w:t>
       </w:r>
     </w:p>
     <w:p>
@@ -417,7 +439,7 @@
         <w:rPr>
           <w:i/>
         </w:rPr>
-        <w:t>I det avverkningsanmälda skogsområdet har 4 naturvårdsarter varav 4 rödlistade arter sina livsmiljöer och växtplatser.</w:t>
+        <w:t>I det avverkningsanmälda skogsområdet har 6 naturvårdsarter varav 6 rödlistade arter sina livsmiljöer och växtplatser.</w:t>
       </w:r>
     </w:p>
     <w:p>
@@ -809,7 +831,7 @@
     <w:r>
       <w:tab/>
       <w:tab/>
-      <w:t>2025-10-27</w:t>
+      <w:t>2025-10-28</w:t>
       <w:br/>
       <w:br/>
     </w:r>

--- a/klagomål/A 36356-2025 FSC-klagomål.docx
+++ b/klagomål/A 36356-2025 FSC-klagomål.docx
@@ -831,7 +831,7 @@
     <w:r>
       <w:tab/>
       <w:tab/>
-      <w:t>2025-10-28</w:t>
+      <w:t>2025-10-29</w:t>
       <w:br/>
       <w:br/>
     </w:r>

--- a/klagomål/A 36356-2025 FSC-klagomål.docx
+++ b/klagomål/A 36356-2025 FSC-klagomål.docx
@@ -831,7 +831,7 @@
     <w:r>
       <w:tab/>
       <w:tab/>
-      <w:t>2025-10-29</w:t>
+      <w:t>2025-10-30</w:t>
       <w:br/>
       <w:br/>
     </w:r>

--- a/klagomål/A 36356-2025 FSC-klagomål.docx
+++ b/klagomål/A 36356-2025 FSC-klagomål.docx
@@ -831,7 +831,7 @@
     <w:r>
       <w:tab/>
       <w:tab/>
-      <w:t>2025-10-30</w:t>
+      <w:t>2025-10-31</w:t>
       <w:br/>
       <w:br/>
     </w:r>

--- a/klagomål/A 36356-2025 FSC-klagomål.docx
+++ b/klagomål/A 36356-2025 FSC-klagomål.docx
@@ -831,7 +831,7 @@
     <w:r>
       <w:tab/>
       <w:tab/>
-      <w:t>2025-10-31</w:t>
+      <w:t>2025-11-01</w:t>
       <w:br/>
       <w:br/>
     </w:r>

--- a/klagomål/A 36356-2025 FSC-klagomål.docx
+++ b/klagomål/A 36356-2025 FSC-klagomål.docx
@@ -831,7 +831,7 @@
     <w:r>
       <w:tab/>
       <w:tab/>
-      <w:t>2025-11-01</w:t>
+      <w:t>2025-11-02</w:t>
       <w:br/>
       <w:br/>
     </w:r>

--- a/klagomål/A 36356-2025 FSC-klagomål.docx
+++ b/klagomål/A 36356-2025 FSC-klagomål.docx
@@ -831,7 +831,7 @@
     <w:r>
       <w:tab/>
       <w:tab/>
-      <w:t>2025-11-02</w:t>
+      <w:t>2025-11-03</w:t>
       <w:br/>
       <w:br/>
     </w:r>

--- a/klagomål/A 36356-2025 FSC-klagomål.docx
+++ b/klagomål/A 36356-2025 FSC-klagomål.docx
@@ -831,7 +831,7 @@
     <w:r>
       <w:tab/>
       <w:tab/>
-      <w:t>2025-11-03</w:t>
+      <w:t>2025-11-04</w:t>
       <w:br/>
       <w:br/>
     </w:r>

--- a/klagomål/A 36356-2025 FSC-klagomål.docx
+++ b/klagomål/A 36356-2025 FSC-klagomål.docx
@@ -831,7 +831,7 @@
     <w:r>
       <w:tab/>
       <w:tab/>
-      <w:t>2025-11-04</w:t>
+      <w:t>2025-11-05</w:t>
       <w:br/>
       <w:br/>
     </w:r>

--- a/klagomål/A 36356-2025 FSC-klagomål.docx
+++ b/klagomål/A 36356-2025 FSC-klagomål.docx
@@ -831,7 +831,7 @@
     <w:r>
       <w:tab/>
       <w:tab/>
-      <w:t>2025-11-05</w:t>
+      <w:t>2025-11-06</w:t>
       <w:br/>
       <w:br/>
     </w:r>

--- a/klagomål/A 36356-2025 FSC-klagomål.docx
+++ b/klagomål/A 36356-2025 FSC-klagomål.docx
@@ -831,7 +831,7 @@
     <w:r>
       <w:tab/>
       <w:tab/>
-      <w:t>2025-11-06</w:t>
+      <w:t>2025-11-07</w:t>
       <w:br/>
       <w:br/>
     </w:r>

--- a/klagomål/A 36356-2025 FSC-klagomål.docx
+++ b/klagomål/A 36356-2025 FSC-klagomål.docx
@@ -831,7 +831,7 @@
     <w:r>
       <w:tab/>
       <w:tab/>
-      <w:t>2025-11-07</w:t>
+      <w:t>2025-11-08</w:t>
       <w:br/>
       <w:br/>
     </w:r>

--- a/klagomål/A 36356-2025 FSC-klagomål.docx
+++ b/klagomål/A 36356-2025 FSC-klagomål.docx
@@ -831,7 +831,7 @@
     <w:r>
       <w:tab/>
       <w:tab/>
-      <w:t>2025-11-08</w:t>
+      <w:t>2025-11-09</w:t>
       <w:br/>
       <w:br/>
     </w:r>

--- a/klagomål/A 36356-2025 FSC-klagomål.docx
+++ b/klagomål/A 36356-2025 FSC-klagomål.docx
@@ -831,7 +831,7 @@
     <w:r>
       <w:tab/>
       <w:tab/>
-      <w:t>2025-11-09</w:t>
+      <w:t>2025-11-10</w:t>
       <w:br/>
       <w:br/>
     </w:r>

--- a/klagomål/A 36356-2025 FSC-klagomål.docx
+++ b/klagomål/A 36356-2025 FSC-klagomål.docx
@@ -831,7 +831,7 @@
     <w:r>
       <w:tab/>
       <w:tab/>
-      <w:t>2025-11-10</w:t>
+      <w:t>2025-11-11</w:t>
       <w:br/>
       <w:br/>
     </w:r>

--- a/klagomål/A 36356-2025 FSC-klagomål.docx
+++ b/klagomål/A 36356-2025 FSC-klagomål.docx
@@ -831,7 +831,7 @@
     <w:r>
       <w:tab/>
       <w:tab/>
-      <w:t>2025-11-11</w:t>
+      <w:t>2025-11-12</w:t>
       <w:br/>
       <w:br/>
     </w:r>

--- a/klagomål/A 36356-2025 FSC-klagomål.docx
+++ b/klagomål/A 36356-2025 FSC-klagomål.docx
@@ -831,7 +831,7 @@
     <w:r>
       <w:tab/>
       <w:tab/>
-      <w:t>2025-11-12</w:t>
+      <w:t>2025-11-13</w:t>
       <w:br/>
       <w:br/>
     </w:r>

--- a/klagomål/A 36356-2025 FSC-klagomål.docx
+++ b/klagomål/A 36356-2025 FSC-klagomål.docx
@@ -831,7 +831,7 @@
     <w:r>
       <w:tab/>
       <w:tab/>
-      <w:t>2025-11-13</w:t>
+      <w:t>2025-11-14</w:t>
       <w:br/>
       <w:br/>
     </w:r>

--- a/klagomål/A 36356-2025 FSC-klagomål.docx
+++ b/klagomål/A 36356-2025 FSC-klagomål.docx
@@ -831,7 +831,7 @@
     <w:r>
       <w:tab/>
       <w:tab/>
-      <w:t>2025-11-14</w:t>
+      <w:t>2025-11-15</w:t>
       <w:br/>
       <w:br/>
     </w:r>

--- a/klagomål/A 36356-2025 FSC-klagomål.docx
+++ b/klagomål/A 36356-2025 FSC-klagomål.docx
@@ -831,7 +831,7 @@
     <w:r>
       <w:tab/>
       <w:tab/>
-      <w:t>2025-11-15</w:t>
+      <w:t>2025-11-20</w:t>
       <w:br/>
       <w:br/>
     </w:r>

--- a/klagomål/A 36356-2025 FSC-klagomål.docx
+++ b/klagomål/A 36356-2025 FSC-klagomål.docx
@@ -831,7 +831,7 @@
     <w:r>
       <w:tab/>
       <w:tab/>
-      <w:t>2025-11-20</w:t>
+      <w:t>2025-11-21</w:t>
       <w:br/>
       <w:br/>
     </w:r>

--- a/klagomål/A 36356-2025 FSC-klagomål.docx
+++ b/klagomål/A 36356-2025 FSC-klagomål.docx
@@ -831,7 +831,7 @@
     <w:r>
       <w:tab/>
       <w:tab/>
-      <w:t>2025-11-21</w:t>
+      <w:t>2025-11-22</w:t>
       <w:br/>
       <w:br/>
     </w:r>

--- a/klagomål/A 36356-2025 FSC-klagomål.docx
+++ b/klagomål/A 36356-2025 FSC-klagomål.docx
@@ -831,7 +831,7 @@
     <w:r>
       <w:tab/>
       <w:tab/>
-      <w:t>2025-11-22</w:t>
+      <w:t>2025-11-23</w:t>
       <w:br/>
       <w:br/>
     </w:r>

--- a/klagomål/A 36356-2025 FSC-klagomål.docx
+++ b/klagomål/A 36356-2025 FSC-klagomål.docx
@@ -831,7 +831,7 @@
     <w:r>
       <w:tab/>
       <w:tab/>
-      <w:t>2025-11-23</w:t>
+      <w:t>2025-11-24</w:t>
       <w:br/>
       <w:br/>
     </w:r>

--- a/klagomål/A 36356-2025 FSC-klagomål.docx
+++ b/klagomål/A 36356-2025 FSC-klagomål.docx
@@ -831,7 +831,7 @@
     <w:r>
       <w:tab/>
       <w:tab/>
-      <w:t>2025-11-24</w:t>
+      <w:t>2025-11-25</w:t>
       <w:br/>
       <w:br/>
     </w:r>

--- a/klagomål/A 36356-2025 FSC-klagomål.docx
+++ b/klagomål/A 36356-2025 FSC-klagomål.docx
@@ -831,7 +831,7 @@
     <w:r>
       <w:tab/>
       <w:tab/>
-      <w:t>2025-11-25</w:t>
+      <w:t>2025-11-26</w:t>
       <w:br/>
       <w:br/>
     </w:r>

--- a/klagomål/A 36356-2025 FSC-klagomål.docx
+++ b/klagomål/A 36356-2025 FSC-klagomål.docx
@@ -831,7 +831,7 @@
     <w:r>
       <w:tab/>
       <w:tab/>
-      <w:t>2025-11-26</w:t>
+      <w:t>2025-11-27</w:t>
       <w:br/>
       <w:br/>
     </w:r>

--- a/klagomål/A 36356-2025 FSC-klagomål.docx
+++ b/klagomål/A 36356-2025 FSC-klagomål.docx
@@ -831,7 +831,7 @@
     <w:r>
       <w:tab/>
       <w:tab/>
-      <w:t>2025-11-27</w:t>
+      <w:t>2025-11-28</w:t>
       <w:br/>
       <w:br/>
     </w:r>

--- a/klagomål/A 36356-2025 FSC-klagomål.docx
+++ b/klagomål/A 36356-2025 FSC-klagomål.docx
@@ -831,7 +831,7 @@
     <w:r>
       <w:tab/>
       <w:tab/>
-      <w:t>2025-11-28</w:t>
+      <w:t>2025-11-29</w:t>
       <w:br/>
       <w:br/>
     </w:r>

--- a/klagomål/A 36356-2025 FSC-klagomål.docx
+++ b/klagomål/A 36356-2025 FSC-klagomål.docx
@@ -831,7 +831,7 @@
     <w:r>
       <w:tab/>
       <w:tab/>
-      <w:t>2025-11-29</w:t>
+      <w:t>2025-11-30</w:t>
       <w:br/>
       <w:br/>
     </w:r>

--- a/klagomål/A 36356-2025 FSC-klagomål.docx
+++ b/klagomål/A 36356-2025 FSC-klagomål.docx
@@ -831,7 +831,7 @@
     <w:r>
       <w:tab/>
       <w:tab/>
-      <w:t>2025-11-30</w:t>
+      <w:t>2025-12-01</w:t>
       <w:br/>
       <w:br/>
     </w:r>

--- a/klagomål/A 36356-2025 FSC-klagomål.docx
+++ b/klagomål/A 36356-2025 FSC-klagomål.docx
@@ -831,7 +831,7 @@
     <w:r>
       <w:tab/>
       <w:tab/>
-      <w:t>2025-12-01</w:t>
+      <w:t>2025-12-02</w:t>
       <w:br/>
       <w:br/>
     </w:r>

--- a/klagomål/A 36356-2025 FSC-klagomål.docx
+++ b/klagomål/A 36356-2025 FSC-klagomål.docx
@@ -831,7 +831,7 @@
     <w:r>
       <w:tab/>
       <w:tab/>
-      <w:t>2025-12-02</w:t>
+      <w:t>2025-12-03</w:t>
       <w:br/>
       <w:br/>
     </w:r>

--- a/klagomål/A 36356-2025 FSC-klagomål.docx
+++ b/klagomål/A 36356-2025 FSC-klagomål.docx
@@ -831,7 +831,7 @@
     <w:r>
       <w:tab/>
       <w:tab/>
-      <w:t>2025-12-03</w:t>
+      <w:t>2025-12-04</w:t>
       <w:br/>
       <w:br/>
     </w:r>

--- a/klagomål/A 36356-2025 FSC-klagomål.docx
+++ b/klagomål/A 36356-2025 FSC-klagomål.docx
@@ -831,7 +831,7 @@
     <w:r>
       <w:tab/>
       <w:tab/>
-      <w:t>2025-12-04</w:t>
+      <w:t>2025-12-05</w:t>
       <w:br/>
       <w:br/>
     </w:r>

--- a/klagomål/A 36356-2025 FSC-klagomål.docx
+++ b/klagomål/A 36356-2025 FSC-klagomål.docx
@@ -831,7 +831,7 @@
     <w:r>
       <w:tab/>
       <w:tab/>
-      <w:t>2025-12-05</w:t>
+      <w:t>2025-12-06</w:t>
       <w:br/>
       <w:br/>
     </w:r>

--- a/klagomål/A 36356-2025 FSC-klagomål.docx
+++ b/klagomål/A 36356-2025 FSC-klagomål.docx
@@ -831,7 +831,7 @@
     <w:r>
       <w:tab/>
       <w:tab/>
-      <w:t>2025-12-06</w:t>
+      <w:t>2025-12-07</w:t>
       <w:br/>
       <w:br/>
     </w:r>

--- a/klagomål/A 36356-2025 FSC-klagomål.docx
+++ b/klagomål/A 36356-2025 FSC-klagomål.docx
@@ -831,7 +831,7 @@
     <w:r>
       <w:tab/>
       <w:tab/>
-      <w:t>2025-12-07</w:t>
+      <w:t>2025-12-08</w:t>
       <w:br/>
       <w:br/>
     </w:r>

--- a/klagomål/A 36356-2025 FSC-klagomål.docx
+++ b/klagomål/A 36356-2025 FSC-klagomål.docx
@@ -831,7 +831,7 @@
     <w:r>
       <w:tab/>
       <w:tab/>
-      <w:t>2025-12-08</w:t>
+      <w:t>2025-12-09</w:t>
       <w:br/>
       <w:br/>
     </w:r>

--- a/klagomål/A 36356-2025 FSC-klagomål.docx
+++ b/klagomål/A 36356-2025 FSC-klagomål.docx
@@ -831,7 +831,7 @@
     <w:r>
       <w:tab/>
       <w:tab/>
-      <w:t>2025-12-09</w:t>
+      <w:t>2025-12-10</w:t>
       <w:br/>
       <w:br/>
     </w:r>

--- a/klagomål/A 36356-2025 FSC-klagomål.docx
+++ b/klagomål/A 36356-2025 FSC-klagomål.docx
@@ -831,7 +831,7 @@
     <w:r>
       <w:tab/>
       <w:tab/>
-      <w:t>2025-12-10</w:t>
+      <w:t>2025-12-11</w:t>
       <w:br/>
       <w:br/>
     </w:r>

--- a/klagomål/A 36356-2025 FSC-klagomål.docx
+++ b/klagomål/A 36356-2025 FSC-klagomål.docx
@@ -831,7 +831,7 @@
     <w:r>
       <w:tab/>
       <w:tab/>
-      <w:t>2025-12-11</w:t>
+      <w:t>2025-12-12</w:t>
       <w:br/>
       <w:br/>
     </w:r>

--- a/klagomål/A 36356-2025 FSC-klagomål.docx
+++ b/klagomål/A 36356-2025 FSC-klagomål.docx
@@ -831,7 +831,7 @@
     <w:r>
       <w:tab/>
       <w:tab/>
-      <w:t>2025-12-12</w:t>
+      <w:t>2025-12-13</w:t>
       <w:br/>
       <w:br/>
     </w:r>

--- a/klagomål/A 36356-2025 FSC-klagomål.docx
+++ b/klagomål/A 36356-2025 FSC-klagomål.docx
@@ -831,7 +831,7 @@
     <w:r>
       <w:tab/>
       <w:tab/>
-      <w:t>2025-12-19</w:t>
+      <w:t>2025-12-20</w:t>
       <w:br/>
       <w:br/>
     </w:r>

--- a/klagomål/A 36356-2025 FSC-klagomål.docx
+++ b/klagomål/A 36356-2025 FSC-klagomål.docx
@@ -831,7 +831,7 @@
     <w:r>
       <w:tab/>
       <w:tab/>
-      <w:t>2025-12-20</w:t>
+      <w:t>2025-12-21</w:t>
       <w:br/>
       <w:br/>
     </w:r>

--- a/klagomål/A 36356-2025 FSC-klagomål.docx
+++ b/klagomål/A 36356-2025 FSC-klagomål.docx
@@ -831,7 +831,7 @@
     <w:r>
       <w:tab/>
       <w:tab/>
-      <w:t>2025-12-21</w:t>
+      <w:t>2025-12-22</w:t>
       <w:br/>
       <w:br/>
     </w:r>

--- a/klagomål/A 36356-2025 FSC-klagomål.docx
+++ b/klagomål/A 36356-2025 FSC-klagomål.docx
@@ -831,7 +831,7 @@
     <w:r>
       <w:tab/>
       <w:tab/>
-      <w:t>2025-12-22</w:t>
+      <w:t>2025-12-26</w:t>
       <w:br/>
       <w:br/>
     </w:r>

--- a/klagomål/A 36356-2025 FSC-klagomål.docx
+++ b/klagomål/A 36356-2025 FSC-klagomål.docx
@@ -315,6 +315,17 @@
       </w:r>
       <w:r>
         <w:t>(artikel 1). Vidare att de åtgärder som vidtas inte får leda till en försämring av den nuvarande situationen beträffande bevarandet av de fågelarter som avses i artikel 1 (artikel 13). Fågeldirektivet är styrande för tillsynsansvariga myndigheters ärendehantering, ställningstaganden och beslutsfattande.</w:t>
+      </w:r>
+    </w:p>
+    <w:p>
+      <w:r>
+        <w:rPr>
+          <w:b/>
+        </w:rPr>
+        <w:t>Pilgrimsfalk (NT, §4)</w:t>
+      </w:r>
+      <w:r>
+        <w:t xml:space="preserve"> är rödlistad som nära hotad och upptagen i bilaga 1 EU:s fågeldirektiv. Pilgrimsfalken häckar i branta klippväggar, där boet läggs på en öppen, svåråtkomlig klipphylla. Många av de bebodda klippstupen gränsar till skogsmark. Markhäckningar förekommer relativt frekvent på stora, blöta myrar i Norrbottens län. Tidigare var häckningar i risbon, framför allt i fiskgjusebon, förhållandevis vanligt men förekommer numera sällan. Lämna en skyddszon med träd mot häckningsplatsen (klippbranten), så att häckningsmiljön behålls oförändrad. Eventuell skog i själva rasbranten lämnas orörd. Vid häckning i risbon, avstå från avverkning inom 100 meter från boet.  Hänsyn bör tas även till äldre, dokumenterade häckningsplatser även om de för tillfället inte är i bruk (SLU Artdatabanken, 2024; Skogsstyrelsen, 2016).</w:t>
       </w:r>
     </w:p>
     <w:p>
@@ -831,7 +842,7 @@
     <w:r>
       <w:tab/>
       <w:tab/>
-      <w:t>2026-01-03</w:t>
+      <w:t>2026-01-04</w:t>
       <w:br/>
       <w:br/>
     </w:r>

--- a/klagomål/A 36356-2025 FSC-klagomål.docx
+++ b/klagomål/A 36356-2025 FSC-klagomål.docx
@@ -842,7 +842,7 @@
     <w:r>
       <w:tab/>
       <w:tab/>
-      <w:t>2026-01-07</w:t>
+      <w:t>2026-01-08</w:t>
       <w:br/>
       <w:br/>
     </w:r>

--- a/klagomål/A 36356-2025 FSC-klagomål.docx
+++ b/klagomål/A 36356-2025 FSC-klagomål.docx
@@ -842,7 +842,7 @@
     <w:r>
       <w:tab/>
       <w:tab/>
-      <w:t>2026-01-08</w:t>
+      <w:t>2026-01-09</w:t>
       <w:br/>
       <w:br/>
     </w:r>

--- a/klagomål/A 36356-2025 FSC-klagomål.docx
+++ b/klagomål/A 36356-2025 FSC-klagomål.docx
@@ -842,7 +842,7 @@
     <w:r>
       <w:tab/>
       <w:tab/>
-      <w:t>2026-01-09</w:t>
+      <w:t>2026-01-10</w:t>
       <w:br/>
       <w:br/>
     </w:r>

--- a/klagomål/A 36356-2025 FSC-klagomål.docx
+++ b/klagomål/A 36356-2025 FSC-klagomål.docx
@@ -842,7 +842,7 @@
     <w:r>
       <w:tab/>
       <w:tab/>
-      <w:t>2026-01-10</w:t>
+      <w:t>2026-01-11</w:t>
       <w:br/>
       <w:br/>
     </w:r>

--- a/klagomål/A 36356-2025 FSC-klagomål.docx
+++ b/klagomål/A 36356-2025 FSC-klagomål.docx
@@ -842,7 +842,7 @@
     <w:r>
       <w:tab/>
       <w:tab/>
-      <w:t>2026-01-11</w:t>
+      <w:t>2026-01-12</w:t>
       <w:br/>
       <w:br/>
     </w:r>

--- a/klagomål/A 36356-2025 FSC-klagomål.docx
+++ b/klagomål/A 36356-2025 FSC-klagomål.docx
@@ -842,7 +842,7 @@
     <w:r>
       <w:tab/>
       <w:tab/>
-      <w:t>2026-01-12</w:t>
+      <w:t>2026-01-13</w:t>
       <w:br/>
       <w:br/>
     </w:r>

--- a/klagomål/A 36356-2025 FSC-klagomål.docx
+++ b/klagomål/A 36356-2025 FSC-klagomål.docx
@@ -842,7 +842,7 @@
     <w:r>
       <w:tab/>
       <w:tab/>
-      <w:t>2026-01-13</w:t>
+      <w:t>2026-01-14</w:t>
       <w:br/>
       <w:br/>
     </w:r>

--- a/klagomål/A 36356-2025 FSC-klagomål.docx
+++ b/klagomål/A 36356-2025 FSC-klagomål.docx
@@ -842,7 +842,7 @@
     <w:r>
       <w:tab/>
       <w:tab/>
-      <w:t>2026-01-14</w:t>
+      <w:t>2026-01-15</w:t>
       <w:br/>
       <w:br/>
     </w:r>

--- a/klagomål/A 36356-2025 FSC-klagomål.docx
+++ b/klagomål/A 36356-2025 FSC-klagomål.docx
@@ -842,7 +842,7 @@
     <w:r>
       <w:tab/>
       <w:tab/>
-      <w:t>2026-01-15</w:t>
+      <w:t>2026-01-16</w:t>
       <w:br/>
       <w:br/>
     </w:r>

--- a/klagomål/A 36356-2025 FSC-klagomål.docx
+++ b/klagomål/A 36356-2025 FSC-klagomål.docx
@@ -842,7 +842,7 @@
     <w:r>
       <w:tab/>
       <w:tab/>
-      <w:t>2026-01-16</w:t>
+      <w:t>2026-01-17</w:t>
       <w:br/>
       <w:br/>
     </w:r>

--- a/klagomål/A 36356-2025 FSC-klagomål.docx
+++ b/klagomål/A 36356-2025 FSC-klagomål.docx
@@ -842,7 +842,7 @@
     <w:r>
       <w:tab/>
       <w:tab/>
-      <w:t>2026-01-17</w:t>
+      <w:t>2026-01-18</w:t>
       <w:br/>
       <w:br/>
     </w:r>

--- a/klagomål/A 36356-2025 FSC-klagomål.docx
+++ b/klagomål/A 36356-2025 FSC-klagomål.docx
@@ -842,7 +842,7 @@
     <w:r>
       <w:tab/>
       <w:tab/>
-      <w:t>2026-01-18</w:t>
+      <w:t>2026-01-19</w:t>
       <w:br/>
       <w:br/>
     </w:r>

--- a/klagomål/A 36356-2025 FSC-klagomål.docx
+++ b/klagomål/A 36356-2025 FSC-klagomål.docx
@@ -842,7 +842,7 @@
     <w:r>
       <w:tab/>
       <w:tab/>
-      <w:t>2026-01-19</w:t>
+      <w:t>2026-01-20</w:t>
       <w:br/>
       <w:br/>
     </w:r>

--- a/klagomål/A 36356-2025 FSC-klagomål.docx
+++ b/klagomål/A 36356-2025 FSC-klagomål.docx
@@ -842,7 +842,7 @@
     <w:r>
       <w:tab/>
       <w:tab/>
-      <w:t>2026-01-20</w:t>
+      <w:t>2026-01-21</w:t>
       <w:br/>
       <w:br/>
     </w:r>

--- a/klagomål/A 36356-2025 FSC-klagomål.docx
+++ b/klagomål/A 36356-2025 FSC-klagomål.docx
@@ -842,7 +842,7 @@
     <w:r>
       <w:tab/>
       <w:tab/>
-      <w:t>2026-01-21</w:t>
+      <w:t>2026-01-23</w:t>
       <w:br/>
       <w:br/>
     </w:r>

--- a/klagomål/A 36356-2025 FSC-klagomål.docx
+++ b/klagomål/A 36356-2025 FSC-klagomål.docx
@@ -842,7 +842,7 @@
     <w:r>
       <w:tab/>
       <w:tab/>
-      <w:t>2026-01-23</w:t>
+      <w:t>2026-01-24</w:t>
       <w:br/>
       <w:br/>
     </w:r>

--- a/klagomål/A 36356-2025 FSC-klagomål.docx
+++ b/klagomål/A 36356-2025 FSC-klagomål.docx
@@ -842,7 +842,7 @@
     <w:r>
       <w:tab/>
       <w:tab/>
-      <w:t>2026-01-24</w:t>
+      <w:t>2026-01-25</w:t>
       <w:br/>
       <w:br/>
     </w:r>

--- a/klagomål/A 36356-2025 FSC-klagomål.docx
+++ b/klagomål/A 36356-2025 FSC-klagomål.docx
@@ -842,7 +842,7 @@
     <w:r>
       <w:tab/>
       <w:tab/>
-      <w:t>2026-01-25</w:t>
+      <w:t>2026-01-26</w:t>
       <w:br/>
       <w:br/>
     </w:r>

--- a/klagomål/A 36356-2025 FSC-klagomål.docx
+++ b/klagomål/A 36356-2025 FSC-klagomål.docx
@@ -842,7 +842,7 @@
     <w:r>
       <w:tab/>
       <w:tab/>
-      <w:t>2026-01-26</w:t>
+      <w:t>2026-01-27</w:t>
       <w:br/>
       <w:br/>
     </w:r>

--- a/klagomål/A 36356-2025 FSC-klagomål.docx
+++ b/klagomål/A 36356-2025 FSC-klagomål.docx
@@ -842,7 +842,7 @@
     <w:r>
       <w:tab/>
       <w:tab/>
-      <w:t>2026-01-27</w:t>
+      <w:t>2026-01-28</w:t>
       <w:br/>
       <w:br/>
     </w:r>

--- a/klagomål/A 36356-2025 FSC-klagomål.docx
+++ b/klagomål/A 36356-2025 FSC-klagomål.docx
@@ -878,7 +878,7 @@
     <w:r>
       <w:tab/>
       <w:tab/>
-      <w:t>2026-02-22</w:t>
+      <w:t>2026-02-23</w:t>
       <w:br/>
       <w:br/>
     </w:r>

--- a/klagomål/A 36356-2025 FSC-klagomål.docx
+++ b/klagomål/A 36356-2025 FSC-klagomål.docx
@@ -878,7 +878,7 @@
     <w:r>
       <w:tab/>
       <w:tab/>
-      <w:t>2026-02-23</w:t>
+      <w:t>2026-02-24</w:t>
       <w:br/>
       <w:br/>
     </w:r>

--- a/klagomål/A 36356-2025 FSC-klagomål.docx
+++ b/klagomål/A 36356-2025 FSC-klagomål.docx
@@ -878,7 +878,7 @@
     <w:r>
       <w:tab/>
       <w:tab/>
-      <w:t>2026-02-24</w:t>
+      <w:t>2026-02-25</w:t>
       <w:br/>
       <w:br/>
     </w:r>

--- a/klagomål/A 36356-2025 FSC-klagomål.docx
+++ b/klagomål/A 36356-2025 FSC-klagomål.docx
@@ -878,7 +878,7 @@
     <w:r>
       <w:tab/>
       <w:tab/>
-      <w:t>2026-02-25</w:t>
+      <w:t>2026-02-26</w:t>
       <w:br/>
       <w:br/>
     </w:r>

--- a/klagomål/A 36356-2025 FSC-klagomål.docx
+++ b/klagomål/A 36356-2025 FSC-klagomål.docx
@@ -878,7 +878,7 @@
     <w:r>
       <w:tab/>
       <w:tab/>
-      <w:t>2026-02-26</w:t>
+      <w:t>2026-02-28</w:t>
       <w:br/>
       <w:br/>
     </w:r>

--- a/klagomål/A 36356-2025 FSC-klagomål.docx
+++ b/klagomål/A 36356-2025 FSC-klagomål.docx
@@ -878,7 +878,7 @@
     <w:r>
       <w:tab/>
       <w:tab/>
-      <w:t>2026-02-28</w:t>
+      <w:t>2026-03-01</w:t>
       <w:br/>
       <w:br/>
     </w:r>

--- a/klagomål/A 36356-2025 FSC-klagomål.docx
+++ b/klagomål/A 36356-2025 FSC-klagomål.docx
@@ -878,7 +878,7 @@
     <w:r>
       <w:tab/>
       <w:tab/>
-      <w:t>2026-03-01</w:t>
+      <w:t>2026-03-02</w:t>
       <w:br/>
       <w:br/>
     </w:r>

--- a/klagomål/A 36356-2025 FSC-klagomål.docx
+++ b/klagomål/A 36356-2025 FSC-klagomål.docx
@@ -878,7 +878,7 @@
     <w:r>
       <w:tab/>
       <w:tab/>
-      <w:t>2026-03-02</w:t>
+      <w:t>2026-03-03</w:t>
       <w:br/>
       <w:br/>
     </w:r>

--- a/klagomål/A 36356-2025 FSC-klagomål.docx
+++ b/klagomål/A 36356-2025 FSC-klagomål.docx
@@ -878,7 +878,7 @@
     <w:r>
       <w:tab/>
       <w:tab/>
-      <w:t>2026-03-03</w:t>
+      <w:t>2026-03-04</w:t>
       <w:br/>
       <w:br/>
     </w:r>

--- a/klagomål/A 36356-2025 FSC-klagomål.docx
+++ b/klagomål/A 36356-2025 FSC-klagomål.docx
@@ -878,7 +878,7 @@
     <w:r>
       <w:tab/>
       <w:tab/>
-      <w:t>2026-03-04</w:t>
+      <w:t>2026-03-05</w:t>
       <w:br/>
       <w:br/>
     </w:r>

--- a/klagomål/A 36356-2025 FSC-klagomål.docx
+++ b/klagomål/A 36356-2025 FSC-klagomål.docx
@@ -878,7 +878,7 @@
     <w:r>
       <w:tab/>
       <w:tab/>
-      <w:t>2026-03-05</w:t>
+      <w:t>2026-03-06</w:t>
       <w:br/>
       <w:br/>
     </w:r>

--- a/klagomål/A 36356-2025 FSC-klagomål.docx
+++ b/klagomål/A 36356-2025 FSC-klagomål.docx
@@ -878,7 +878,7 @@
     <w:r>
       <w:tab/>
       <w:tab/>
-      <w:t>2026-03-06</w:t>
+      <w:t>2026-03-07</w:t>
       <w:br/>
       <w:br/>
     </w:r>
